--- a/support-materials/PR8/PR8_worked_examples.docx
+++ b/support-materials/PR8/PR8_worked_examples.docx
@@ -133,7 +133,7 @@
           <w:sz w:val="40"/>
           <w:szCs w:val="40"/>
         </w:rPr>
-        <w:t xml:space="preserve">&amp;gt;3x</w:t>
+        <w:t xml:space="preserve">&gt;3x</w:t>
       </w:r>
     </w:p>
     <w:p>
@@ -356,7 +356,7 @@
           <w:sz w:val="40"/>
           <w:szCs w:val="40"/>
         </w:rPr>
-        <w:t xml:space="preserve">−4x−3&amp;gt;0</w:t>
+        <w:t xml:space="preserve">−4x−3&gt;0</w:t>
       </w:r>
     </w:p>
     <w:p>
@@ -535,7 +535,7 @@
           <w:sz w:val="40"/>
           <w:szCs w:val="40"/>
         </w:rPr>
-        <w:t xml:space="preserve">2−x≥ x</w:t>
+        <w:t xml:space="preserve">2−x</w:t>
       </w:r>
       <w:r>
         <w:rPr>
@@ -547,6 +547,15 @@
         </w:rPr>
         <w:t xml:space="preserve">2</w:t>
       </w:r>
+      <w:r>
+        <w:rPr>
+          <w:i/>
+          <w:iCs/>
+          <w:sz w:val="40"/>
+          <w:szCs w:val="40"/>
+        </w:rPr>
+        <w:t xml:space="preserve">&lt; x</w:t>
+      </w:r>
     </w:p>
     <w:p>
       <w:pPr>
@@ -562,7 +571,7 @@
         <w:spacing w:after="120" w:before="80" w:line="300"/>
       </w:pPr>
       <w:r>
-        <w:t xml:space="preserve">CheckIt mixes the terms up like this. Which inequality says the same thing, with 0 on one side?</w:t>
+        <w:t xml:space="preserve">CheckIt mixes the terms up like this. Which inequality says the same thing, with 0 on one side and a positive x² term?</w:t>
       </w:r>
     </w:p>
     <w:p>
@@ -597,7 +606,7 @@
           <w:i/>
           <w:iCs/>
         </w:rPr>
-        <w:t xml:space="preserve">+x−2≥ 0</w:t>
+        <w:t xml:space="preserve">+x−2&lt;0</w:t>
       </w:r>
     </w:p>
     <w:p>
@@ -632,7 +641,7 @@
           <w:i/>
           <w:iCs/>
         </w:rPr>
-        <w:t xml:space="preserve">−x+2≤ 0</w:t>
+        <w:t xml:space="preserve">+x+2&gt;0</w:t>
       </w:r>
     </w:p>
     <w:p>
@@ -667,7 +676,7 @@
           <w:i/>
           <w:iCs/>
         </w:rPr>
-        <w:t xml:space="preserve">+x−2≤ 0</w:t>
+        <w:t xml:space="preserve">+x−2&gt;0</w:t>
       </w:r>
     </w:p>
     <w:p>
@@ -702,7 +711,7 @@
           <w:i/>
           <w:iCs/>
         </w:rPr>
-        <w:t xml:space="preserve">−x+2≤ 0</w:t>
+        <w:t xml:space="preserve">−x+2&gt;0</w:t>
       </w:r>
     </w:p>
     <w:p>
@@ -719,24 +728,14 @@
         <w:spacing w:after="120" w:before="80" w:line="300"/>
       </w:pPr>
       <w:r>
-        <w:t xml:space="preserve">Move the </w:t>
-      </w:r>
-      <w:r>
-        <w:rPr>
-          <w:i/>
-          <w:iCs/>
-        </w:rPr>
-        <w:t xml:space="preserve">2−x</w:t>
-      </w:r>
-      <w:r>
-        <w:t xml:space="preserve"> to the right by subtracting it: </w:t>
-      </w:r>
-      <w:r>
-        <w:rPr>
-          <w:i/>
-          <w:iCs/>
-        </w:rPr>
-        <w:t xml:space="preserve">0≥ x</w:t>
+        <w:t xml:space="preserve">Move everything to the right by adding </w:t>
+      </w:r>
+      <w:r>
+        <w:rPr>
+          <w:i/>
+          <w:iCs/>
+        </w:rPr>
+        <w:t xml:space="preserve">x</w:t>
       </w:r>
       <w:r>
         <w:rPr>
@@ -747,6 +746,24 @@
         <w:t xml:space="preserve">2</w:t>
       </w:r>
       <w:r>
+        <w:t xml:space="preserve"> and subtracting 2: </w:t>
+      </w:r>
+      <w:r>
+        <w:rPr>
+          <w:i/>
+          <w:iCs/>
+        </w:rPr>
+        <w:t xml:space="preserve">0&lt; x</w:t>
+      </w:r>
+      <w:r>
+        <w:rPr>
+          <w:i/>
+          <w:iCs/>
+          <w:vertAlign w:val="superscript"/>
+        </w:rPr>
+        <w:t xml:space="preserve">2</w:t>
+      </w:r>
+      <w:r>
         <w:rPr>
           <w:i/>
           <w:iCs/>
@@ -776,30 +793,10 @@
           <w:i/>
           <w:iCs/>
         </w:rPr>
-        <w:t xml:space="preserve">+x−2≤ 0</w:t>
-      </w:r>
-      <w:r>
-        <w:t xml:space="preserve">. Moving terms never flips the inequality. The </w:t>
-      </w:r>
-      <w:r>
-        <w:rPr>
-          <w:i/>
-          <w:iCs/>
-        </w:rPr>
-        <w:t xml:space="preserve">≥ 0</w:t>
-      </w:r>
-      <w:r>
-        <w:t xml:space="preserve"> version reads it backwards; </w:t>
-      </w:r>
-      <w:r>
-        <w:rPr>
-          <w:i/>
-          <w:iCs/>
-        </w:rPr>
-        <w:t xml:space="preserve">−x+2</w:t>
-      </w:r>
-      <w:r>
-        <w:t xml:space="preserve"> keeps the old signs instead of changing them; and </w:t>
+        <w:t xml:space="preserve">+x−2&gt;0</w:t>
+      </w:r>
+      <w:r>
+        <w:t xml:space="preserve">. Moving terms never flips the inequality. Moving everything left instead gives </w:t>
       </w:r>
       <w:r>
         <w:rPr>
@@ -821,15 +818,13 @@
           <w:i/>
           <w:iCs/>
         </w:rPr>
-        <w:t xml:space="preserve">−x+2≤ 0</w:t>
-      </w:r>
-      <w:r>
-        <w:t xml:space="preserve"> multiplies by −1 without flipping. </w:t>
-      </w:r>
-      <w:r>
-        <w:rPr>
-          <w:b/>
-          <w:bCs/>
+        <w:t xml:space="preserve">−x+2&lt;0</w:t>
+      </w:r>
+      <w:r>
+        <w:t xml:space="preserve">, and multiplying by −1 flips it to the same thing. </w:t>
+      </w:r>
+      <w:r>
+        <w:rPr>
           <w:i/>
           <w:iCs/>
         </w:rPr>
@@ -837,8 +832,6 @@
       </w:r>
       <w:r>
         <w:rPr>
-          <w:b/>
-          <w:bCs/>
           <w:i/>
           <w:iCs/>
           <w:vertAlign w:val="superscript"/>
@@ -847,12 +840,91 @@
       </w:r>
       <w:r>
         <w:rPr>
-          <w:b/>
-          <w:bCs/>
-          <w:i/>
-          <w:iCs/>
-        </w:rPr>
-        <w:t xml:space="preserve">+x−2≤ 0</w:t>
+          <w:i/>
+          <w:iCs/>
+        </w:rPr>
+        <w:t xml:space="preserve">+x−2&lt;0</w:t>
+      </w:r>
+      <w:r>
+        <w:t xml:space="preserve"> multiplies by −1 without flipping; </w:t>
+      </w:r>
+      <w:r>
+        <w:rPr>
+          <w:i/>
+          <w:iCs/>
+        </w:rPr>
+        <w:t xml:space="preserve">x</w:t>
+      </w:r>
+      <w:r>
+        <w:rPr>
+          <w:i/>
+          <w:iCs/>
+          <w:vertAlign w:val="superscript"/>
+        </w:rPr>
+        <w:t xml:space="preserve">2</w:t>
+      </w:r>
+      <w:r>
+        <w:rPr>
+          <w:i/>
+          <w:iCs/>
+        </w:rPr>
+        <w:t xml:space="preserve">+x+2&gt;0</w:t>
+      </w:r>
+      <w:r>
+        <w:t xml:space="preserve"> keeps the 2's sign when it moves; and </w:t>
+      </w:r>
+      <w:r>
+        <w:rPr>
+          <w:i/>
+          <w:iCs/>
+        </w:rPr>
+        <w:t xml:space="preserve">−x</w:t>
+      </w:r>
+      <w:r>
+        <w:rPr>
+          <w:i/>
+          <w:iCs/>
+          <w:vertAlign w:val="superscript"/>
+        </w:rPr>
+        <w:t xml:space="preserve">2</w:t>
+      </w:r>
+      <w:r>
+        <w:rPr>
+          <w:i/>
+          <w:iCs/>
+        </w:rPr>
+        <w:t xml:space="preserve">−x+2&gt;0</w:t>
+      </w:r>
+      <w:r>
+        <w:t xml:space="preserve"> flips the symbol just for moving terms. </w:t>
+      </w:r>
+      <w:r>
+        <w:rPr>
+          <w:b/>
+          <w:bCs/>
+          <w:i/>
+          <w:iCs/>
+        </w:rPr>
+        <w:t xml:space="preserve">x</w:t>
+      </w:r>
+      <w:r>
+        <w:rPr>
+          <w:b/>
+          <w:bCs/>
+          <w:i/>
+          <w:iCs/>
+          <w:vertAlign w:val="superscript"/>
+        </w:rPr>
+        <w:t xml:space="preserve">2</w:t>
+      </w:r>
+      <w:r>
+        <w:rPr>
+          <w:b/>
+          <w:bCs/>
+          <w:i/>
+          <w:iCs/>
+        </w:rPr>
+        <w:t xml:space="preserve">+x−2&gt;0</w:t>
       </w:r>
       <w:r>
         <w:rPr>
@@ -935,55 +1007,55 @@
         <w:t xml:space="preserve">A.  </w:t>
       </w:r>
       <w:r>
+        <w:t xml:space="preserve">Yes, since ≥ allows the value 0, and they give 0.</w:t>
+      </w:r>
+    </w:p>
+    <w:p>
+      <w:pPr>
+        <w:spacing w:after="40" w:before="20"/>
+        <w:ind w:left="360"/>
+      </w:pPr>
+      <w:r>
+        <w:rPr>
+          <w:b/>
+          <w:bCs/>
+        </w:rPr>
+        <w:t xml:space="preserve">B.  </w:t>
+      </w:r>
+      <w:r>
+        <w:t xml:space="preserve">Only 3, since it is the positive one.</w:t>
+      </w:r>
+    </w:p>
+    <w:p>
+      <w:pPr>
+        <w:spacing w:after="40" w:before="20"/>
+        <w:ind w:left="360"/>
+      </w:pPr>
+      <w:r>
+        <w:rPr>
+          <w:b/>
+          <w:bCs/>
+        </w:rPr>
+        <w:t xml:space="preserve">C.  </w:t>
+      </w:r>
+      <w:r>
+        <w:t xml:space="preserve">Only if the parabola opens downward.</w:t>
+      </w:r>
+    </w:p>
+    <w:p>
+      <w:pPr>
+        <w:spacing w:after="40" w:before="20"/>
+        <w:ind w:left="360"/>
+      </w:pPr>
+      <w:r>
+        <w:rPr>
+          <w:b/>
+          <w:bCs/>
+        </w:rPr>
+        <w:t xml:space="preserve">D.  </w:t>
+      </w:r>
+      <w:r>
         <w:t xml:space="preserve">No, boundary points are never part of the answer.</w:t>
-      </w:r>
-    </w:p>
-    <w:p>
-      <w:pPr>
-        <w:spacing w:after="40" w:before="20"/>
-        <w:ind w:left="360"/>
-      </w:pPr>
-      <w:r>
-        <w:rPr>
-          <w:b/>
-          <w:bCs/>
-        </w:rPr>
-        <w:t xml:space="preserve">B.  </w:t>
-      </w:r>
-      <w:r>
-        <w:t xml:space="preserve">Only 3, since it is the positive one.</w:t>
-      </w:r>
-    </w:p>
-    <w:p>
-      <w:pPr>
-        <w:spacing w:after="40" w:before="20"/>
-        <w:ind w:left="360"/>
-      </w:pPr>
-      <w:r>
-        <w:rPr>
-          <w:b/>
-          <w:bCs/>
-        </w:rPr>
-        <w:t xml:space="preserve">C.  </w:t>
-      </w:r>
-      <w:r>
-        <w:t xml:space="preserve">Only if the parabola opens downward.</w:t>
-      </w:r>
-    </w:p>
-    <w:p>
-      <w:pPr>
-        <w:spacing w:after="40" w:before="20"/>
-        <w:ind w:left="360"/>
-      </w:pPr>
-      <w:r>
-        <w:rPr>
-          <w:b/>
-          <w:bCs/>
-        </w:rPr>
-        <w:t xml:space="preserve">D.  </w:t>
-      </w:r>
-      <w:r>
-        <w:t xml:space="preserve">Yes, since ≥ allows the value 0, and they give 0.</w:t>
       </w:r>
     </w:p>
     <w:p>
@@ -1349,7 +1421,17 @@
         <w:t xml:space="preserve">≥ 0</w:t>
       </w:r>
       <w:r>
-        <w:t xml:space="preserve">; and one test point decides its whole interval. </w:t>
+        <w:t xml:space="preserve">. "All three" would need every test to come out </w:t>
+      </w:r>
+      <w:r>
+        <w:rPr>
+          <w:i/>
+          <w:iCs/>
+        </w:rPr>
+        <w:t xml:space="preserve">≤ 0</w:t>
+      </w:r>
+      <w:r>
+        <w:t xml:space="preserve">, but −1 and 1 gave positive values. "Only right of 1/2" ignores the other tests, and the test at 1 actually failed there. </w:t>
       </w:r>
       <w:r>
         <w:rPr>
@@ -1446,7 +1528,7 @@
           <w:sz w:val="40"/>
           <w:szCs w:val="40"/>
         </w:rPr>
-        <w:t xml:space="preserve">(x−3)(x+5)&amp;gt;0</w:t>
+        <w:t xml:space="preserve">(x−3)(x+5)&gt;0</w:t>
       </w:r>
     </w:p>
     <w:p>
@@ -1618,7 +1700,7 @@
           <w:sz w:val="40"/>
           <w:szCs w:val="40"/>
         </w:rPr>
-        <w:t xml:space="preserve">8+2x≥ x</w:t>
+        <w:t xml:space="preserve">−2x</w:t>
       </w:r>
       <w:r>
         <w:rPr>
@@ -1630,6 +1712,15 @@
         </w:rPr>
         <w:t xml:space="preserve">2</w:t>
       </w:r>
+      <w:r>
+        <w:rPr>
+          <w:i/>
+          <w:iCs/>
+          <w:sz w:val="40"/>
+          <w:szCs w:val="40"/>
+        </w:rPr>
+        <w:t xml:space="preserve">&lt;9x+4</w:t>
+      </w:r>
     </w:p>
     <w:p>
       <w:pPr>
@@ -1645,7 +1736,7 @@
         <w:spacing w:after="120" w:before="80" w:line="300"/>
       </w:pPr>
       <w:r>
-        <w:t xml:space="preserve">Solve. Which is the answer?</w:t>
+        <w:t xml:space="preserve">This one is shuffled the way CheckIt does it. Solve. Which is the answer?</w:t>
       </w:r>
     </w:p>
     <w:p>
@@ -1665,7 +1756,7 @@
           <w:i/>
           <w:iCs/>
         </w:rPr>
-        <w:t xml:space="preserve">(−∞,−2]∪[4,∞)</w:t>
+        <w:t xml:space="preserve">(−4,−1/2)</w:t>
       </w:r>
     </w:p>
     <w:p>
@@ -1685,7 +1776,7 @@
           <w:i/>
           <w:iCs/>
         </w:rPr>
-        <w:t xml:space="preserve">[−2,4]</w:t>
+        <w:t xml:space="preserve">(−∞,−4)∪(−1/2,∞)</w:t>
       </w:r>
     </w:p>
     <w:p>
@@ -1705,7 +1796,7 @@
           <w:i/>
           <w:iCs/>
         </w:rPr>
-        <w:t xml:space="preserve">(−2,4)</w:t>
+        <w:t xml:space="preserve">(−∞,−4]∪[−1/2,∞)</w:t>
       </w:r>
     </w:p>
     <w:p>
@@ -1725,7 +1816,7 @@
           <w:i/>
           <w:iCs/>
         </w:rPr>
-        <w:t xml:space="preserve">[−4,2]</w:t>
+        <w:t xml:space="preserve">(−∞,1/2)∪(4,∞)</w:t>
       </w:r>
     </w:p>
     <w:p>
@@ -1742,14 +1833,14 @@
         <w:spacing w:after="120" w:before="80" w:line="300"/>
       </w:pPr>
       <w:r>
-        <w:t xml:space="preserve">Move everything to the right: </w:t>
-      </w:r>
-      <w:r>
-        <w:rPr>
-          <w:i/>
-          <w:iCs/>
-        </w:rPr>
-        <w:t xml:space="preserve">0≥ x</w:t>
+        <w:t xml:space="preserve">Add </w:t>
+      </w:r>
+      <w:r>
+        <w:rPr>
+          <w:i/>
+          <w:iCs/>
+        </w:rPr>
+        <w:t xml:space="preserve">2x</w:t>
       </w:r>
       <w:r>
         <w:rPr>
@@ -1760,11 +1851,47 @@
         <w:t xml:space="preserve">2</w:t>
       </w:r>
       <w:r>
-        <w:rPr>
-          <w:i/>
-          <w:iCs/>
-        </w:rPr>
-        <w:t xml:space="preserve">−2x−8</w:t>
+        <w:t xml:space="preserve"> to both sides so the </w:t>
+      </w:r>
+      <w:r>
+        <w:rPr>
+          <w:i/>
+          <w:iCs/>
+        </w:rPr>
+        <w:t xml:space="preserve">x</w:t>
+      </w:r>
+      <w:r>
+        <w:rPr>
+          <w:i/>
+          <w:iCs/>
+          <w:vertAlign w:val="superscript"/>
+        </w:rPr>
+        <w:t xml:space="preserve">2</w:t>
+      </w:r>
+      <w:r>
+        <w:t xml:space="preserve"> term is positive: </w:t>
+      </w:r>
+      <w:r>
+        <w:rPr>
+          <w:i/>
+          <w:iCs/>
+        </w:rPr>
+        <w:t xml:space="preserve">0&lt;2x</w:t>
+      </w:r>
+      <w:r>
+        <w:rPr>
+          <w:i/>
+          <w:iCs/>
+          <w:vertAlign w:val="superscript"/>
+        </w:rPr>
+        <w:t xml:space="preserve">2</w:t>
+      </w:r>
+      <w:r>
+        <w:rPr>
+          <w:i/>
+          <w:iCs/>
+        </w:rPr>
+        <w:t xml:space="preserve">+9x+4</w:t>
       </w:r>
       <w:r>
         <w:t xml:space="preserve">, so </w:t>
@@ -1774,74 +1901,89 @@
           <w:i/>
           <w:iCs/>
         </w:rPr>
-        <w:t xml:space="preserve">(x−4)(x+2)≤ 0</w:t>
-      </w:r>
-      <w:r>
-        <w:t xml:space="preserve">. Boundary points −2 and 4. Test 0: </w:t>
-      </w:r>
-      <w:r>
-        <w:rPr>
-          <w:i/>
-          <w:iCs/>
-        </w:rPr>
-        <w:t xml:space="preserve">−8≤ 0</w:t>
-      </w:r>
-      <w:r>
-        <w:t xml:space="preserve">, true, so the middle interval works, endpoints included because of the "or equal." The outside pieces are where </w:t>
-      </w:r>
-      <w:r>
-        <w:rPr>
-          <w:i/>
-          <w:iCs/>
-        </w:rPr>
-        <w:t xml:space="preserve">x</w:t>
-      </w:r>
-      <w:r>
-        <w:rPr>
-          <w:i/>
-          <w:iCs/>
-          <w:vertAlign w:val="superscript"/>
-        </w:rPr>
-        <w:t xml:space="preserve">2</w:t>
-      </w:r>
-      <w:r>
-        <w:rPr>
-          <w:i/>
-          <w:iCs/>
-        </w:rPr>
-        <w:t xml:space="preserve">−2x−8</w:t>
-      </w:r>
-      <w:r>
-        <w:t xml:space="preserve"> is positive; parentheses leave out the endpoints that </w:t>
-      </w:r>
-      <w:r>
-        <w:rPr>
-          <w:i/>
-          <w:iCs/>
-        </w:rPr>
-        <w:t xml:space="preserve">≥</w:t>
-      </w:r>
-      <w:r>
-        <w:t xml:space="preserve"> allows; and </w:t>
-      </w:r>
-      <w:r>
-        <w:rPr>
-          <w:i/>
-          <w:iCs/>
-        </w:rPr>
-        <w:t xml:space="preserve">[−4,2]</w:t>
-      </w:r>
-      <w:r>
-        <w:t xml:space="preserve"> flips the factors' signs. </w:t>
-      </w:r>
-      <w:r>
-        <w:rPr>
-          <w:b/>
-          <w:bCs/>
-          <w:i/>
-          <w:iCs/>
-        </w:rPr>
-        <w:t xml:space="preserve">[−2,4]</w:t>
+        <w:t xml:space="preserve">(2x+1)(x+4)&gt;0</w:t>
+      </w:r>
+      <w:r>
+        <w:t xml:space="preserve">. Boundary points −4 and </w:t>
+      </w:r>
+      <w:r>
+        <w:rPr>
+          <w:i/>
+          <w:iCs/>
+        </w:rPr>
+        <w:t xml:space="preserve">−1/2</w:t>
+      </w:r>
+      <w:r>
+        <w:t xml:space="preserve">. Test −1: </w:t>
+      </w:r>
+      <w:r>
+        <w:rPr>
+          <w:i/>
+          <w:iCs/>
+        </w:rPr>
+        <w:t xml:space="preserve">2−9+4=−3</w:t>
+      </w:r>
+      <w:r>
+        <w:t xml:space="preserve">, not </w:t>
+      </w:r>
+      <w:r>
+        <w:rPr>
+          <w:i/>
+          <w:iCs/>
+        </w:rPr>
+        <w:t xml:space="preserve">&gt;0</w:t>
+      </w:r>
+      <w:r>
+        <w:t xml:space="preserve">, so the middle fails and the outside pieces work, with open ends because </w:t>
+      </w:r>
+      <w:r>
+        <w:rPr>
+          <w:i/>
+          <w:iCs/>
+        </w:rPr>
+        <w:t xml:space="preserve">&gt;</w:t>
+      </w:r>
+      <w:r>
+        <w:t xml:space="preserve"> leaves out 0. </w:t>
+      </w:r>
+      <w:r>
+        <w:rPr>
+          <w:i/>
+          <w:iCs/>
+        </w:rPr>
+        <w:t xml:space="preserve">(−4,−1/2)</w:t>
+      </w:r>
+      <w:r>
+        <w:t xml:space="preserve"> is the middle, where the expression is negative; brackets include endpoints that </w:t>
+      </w:r>
+      <w:r>
+        <w:rPr>
+          <w:i/>
+          <w:iCs/>
+        </w:rPr>
+        <w:t xml:space="preserve">&gt;</w:t>
+      </w:r>
+      <w:r>
+        <w:t xml:space="preserve"> leaves out; and </w:t>
+      </w:r>
+      <w:r>
+        <w:rPr>
+          <w:i/>
+          <w:iCs/>
+        </w:rPr>
+        <w:t xml:space="preserve">(−∞,1/2)∪(4,∞)</w:t>
+      </w:r>
+      <w:r>
+        <w:t xml:space="preserve"> flips both boundary points' signs. </w:t>
+      </w:r>
+      <w:r>
+        <w:rPr>
+          <w:b/>
+          <w:bCs/>
+          <w:i/>
+          <w:iCs/>
+        </w:rPr>
+        <w:t xml:space="preserve">(−∞,−4)∪(−1/2,∞)</w:t>
       </w:r>
       <w:r>
         <w:rPr>
@@ -1908,7 +2050,7 @@
         <w:spacing w:after="120" w:before="80" w:line="300"/>
       </w:pPr>
       <w:r>
-        <w:t xml:space="preserve">The boundary points are −4 and 0. Testing x = −1 gives (−1)² + 4(−1) = −3. What does that tell you?</w:t>
+        <w:t xml:space="preserve">The boundary points are −4 and 0. Test x = −1. What does the result tell you?</w:t>
       </w:r>
     </w:p>
     <w:p>
@@ -1924,55 +2066,55 @@
         <w:t xml:space="preserve">A.  </w:t>
       </w:r>
       <w:r>
+        <w:t xml:space="preserve">The interval from −4 to 0 is left out of the answer.</w:t>
+      </w:r>
+    </w:p>
+    <w:p>
+      <w:pPr>
+        <w:spacing w:after="40" w:before="20"/>
+        <w:ind w:left="360"/>
+      </w:pPr>
+      <w:r>
+        <w:rPr>
+          <w:b/>
+          <w:bCs/>
+        </w:rPr>
+        <w:t xml:space="preserve">B.  </w:t>
+      </w:r>
+      <w:r>
+        <w:t xml:space="preserve">Only the single point x = −1 is left out of the answer.</w:t>
+      </w:r>
+    </w:p>
+    <w:p>
+      <w:pPr>
+        <w:spacing w:after="40" w:before="20"/>
+        <w:ind w:left="360"/>
+      </w:pPr>
+      <w:r>
+        <w:rPr>
+          <w:b/>
+          <w:bCs/>
+        </w:rPr>
+        <w:t xml:space="preserve">C.  </w:t>
+      </w:r>
+      <w:r>
+        <w:t xml:space="preserve">Nothing yet; test a few more points in there.</w:t>
+      </w:r>
+    </w:p>
+    <w:p>
+      <w:pPr>
+        <w:spacing w:after="40" w:before="20"/>
+        <w:ind w:left="360"/>
+      </w:pPr>
+      <w:r>
+        <w:rPr>
+          <w:b/>
+          <w:bCs/>
+        </w:rPr>
+        <w:t xml:space="preserve">D.  </w:t>
+      </w:r>
+      <w:r>
         <w:t xml:space="preserve">The interval from −4 to 0 is part of the answer, then.</w:t>
-      </w:r>
-    </w:p>
-    <w:p>
-      <w:pPr>
-        <w:spacing w:after="40" w:before="20"/>
-        <w:ind w:left="360"/>
-      </w:pPr>
-      <w:r>
-        <w:rPr>
-          <w:b/>
-          <w:bCs/>
-        </w:rPr>
-        <w:t xml:space="preserve">B.  </w:t>
-      </w:r>
-      <w:r>
-        <w:t xml:space="preserve">Only the single point x = −1 is left out of the answer.</w:t>
-      </w:r>
-    </w:p>
-    <w:p>
-      <w:pPr>
-        <w:spacing w:after="40" w:before="20"/>
-        <w:ind w:left="360"/>
-      </w:pPr>
-      <w:r>
-        <w:rPr>
-          <w:b/>
-          <w:bCs/>
-        </w:rPr>
-        <w:t xml:space="preserve">C.  </w:t>
-      </w:r>
-      <w:r>
-        <w:t xml:space="preserve">Nothing yet; test a few more points in there.</w:t>
-      </w:r>
-    </w:p>
-    <w:p>
-      <w:pPr>
-        <w:spacing w:after="40" w:before="20"/>
-        <w:ind w:left="360"/>
-      </w:pPr>
-      <w:r>
-        <w:rPr>
-          <w:b/>
-          <w:bCs/>
-        </w:rPr>
-        <w:t xml:space="preserve">D.  </w:t>
-      </w:r>
-      <w:r>
-        <w:t xml:space="preserve">The interval from −4 to 0 is left out of the answer.</w:t>
       </w:r>
     </w:p>
     <w:p>
@@ -1989,7 +2131,29 @@
         <w:spacing w:after="120" w:before="80" w:line="300"/>
       </w:pPr>
       <w:r>
-        <w:t xml:space="preserve">−3 is not </w:t>
+        <w:rPr>
+          <w:i/>
+          <w:iCs/>
+        </w:rPr>
+        <w:t xml:space="preserve">(−1)</w:t>
+      </w:r>
+      <w:r>
+        <w:rPr>
+          <w:i/>
+          <w:iCs/>
+          <w:vertAlign w:val="superscript"/>
+        </w:rPr>
+        <w:t xml:space="preserve">2</w:t>
+      </w:r>
+      <w:r>
+        <w:rPr>
+          <w:i/>
+          <w:iCs/>
+        </w:rPr>
+        <w:t xml:space="preserve">+4(−1)=−3</w:t>
+      </w:r>
+      <w:r>
+        <w:t xml:space="preserve">, which is not </w:t>
       </w:r>
       <w:r>
         <w:rPr>
@@ -2019,7 +2183,17 @@
         <w:t xml:space="preserve">(−∞,−4]∪[0,∞)</w:t>
       </w:r>
       <w:r>
-        <w:t xml:space="preserve">. A failing test does not make its interval part of the answer, and more tests in the same interval would only repeat what the first one said. </w:t>
+        <w:t xml:space="preserve">. A failing test does not make its interval part of the answer, and more tests in the same interval would only repeat what the first one said. And it is not just </w:t>
+      </w:r>
+      <w:r>
+        <w:rPr>
+          <w:i/>
+          <w:iCs/>
+        </w:rPr>
+        <w:t xml:space="preserve">x=−1</w:t>
+      </w:r>
+      <w:r>
+        <w:t xml:space="preserve">: every number between −4 and 0 gives the same sign. </w:t>
       </w:r>
       <w:r>
         <w:rPr>
@@ -2047,7 +2221,7 @@
           <wp:inline distT="0" distB="0" distL="0" distR="0">
             <wp:extent cx="4762500" cy="1343025"/>
             <wp:effectExtent t="0" r="0" b="0" l="0"/>
-            <wp:docPr id="1" name="wa1" descr="A number line with two shaded pieces. Plotted data: A number line from −5 to 5. There is an open dot at −3 with shading from it to the left, ending in an arrow, and an open dot at 5/2 with shading from it to the right, ending in an arrow. The part between −3 and 5/2 is not shaded." title="A number line with two shaded pieces"/>
+            <wp:docPr id="1" name="wa1" descr="A number line with two shaded pieces. Plotted data: A number line from −5 to 5. There is an open dot at −4 with shading from it to the left, ending in an arrow, and an open dot at 5/2 with shading from it to the right, ending in an arrow. The part between −4 and 5/2 is not shaded." title="A number line with two shaded pieces"/>
             <wp:cNvGraphicFramePr>
               <a:graphicFrameLocks xmlns:a="http://schemas.openxmlformats.org/drawingml/2006/main" noChangeAspect="1"/>
             </wp:cNvGraphicFramePr>
@@ -2101,7 +2275,7 @@
           <w:sz w:val="22"/>
           <w:szCs w:val="22"/>
         </w:rPr>
-        <w:t xml:space="preserve">A number line from −5 to 5. There is an open dot at −3 with shading from it to the left, ending in an arrow, and an open dot at 5/2 with shading from it to the right, ending in an arrow. The part between −3 and 5/2 is not shaded.</w:t>
+        <w:t xml:space="preserve">A number line from −5 to 5. There is an open dot at −4 with shading from it to the left, ending in an arrow, and an open dot at 5/2 with shading from it to the right, ending in an arrow. The part between −4 and 5/2 is not shaded.</w:t>
       </w:r>
     </w:p>
     <w:p>
@@ -2138,7 +2312,7 @@
           <w:i/>
           <w:iCs/>
         </w:rPr>
-        <w:t xml:space="preserve">(−3,5/2)</w:t>
+        <w:t xml:space="preserve">(−4,5/2)</w:t>
       </w:r>
     </w:p>
     <w:p>
@@ -2158,7 +2332,7 @@
           <w:i/>
           <w:iCs/>
         </w:rPr>
-        <w:t xml:space="preserve">(−∞,−3]∪[5/2,∞)</w:t>
+        <w:t xml:space="preserve">(−∞,−4]∪[5/2,∞)</w:t>
       </w:r>
     </w:p>
     <w:p>
@@ -2178,7 +2352,7 @@
           <w:i/>
           <w:iCs/>
         </w:rPr>
-        <w:t xml:space="preserve">(−∞,−3)∪(5/2,∞)</w:t>
+        <w:t xml:space="preserve">(−∞,−4)∪(5/2,∞)</w:t>
       </w:r>
     </w:p>
     <w:p>
@@ -2194,7 +2368,7 @@
         <w:t xml:space="preserve">D.  </w:t>
       </w:r>
       <w:r>
-        <w:t xml:space="preserve">[−∞, −3) ∪ (5/2, ∞]</w:t>
+        <w:t xml:space="preserve">[−∞, −4) ∪ (5/2, ∞]</w:t>
       </w:r>
     </w:p>
     <w:p>
@@ -2218,7 +2392,7 @@
           <w:i/>
           <w:iCs/>
         </w:rPr>
-        <w:t xml:space="preserve">(−∞,−3)</w:t>
+        <w:t xml:space="preserve">(−∞,−4)</w:t>
       </w:r>
       <w:r>
         <w:t xml:space="preserve"> and </w:t>
@@ -2248,7 +2422,7 @@
           <w:i/>
           <w:iCs/>
         </w:rPr>
-        <w:t xml:space="preserve">(−3,5/2)</w:t>
+        <w:t xml:space="preserve">(−4,5/2)</w:t>
       </w:r>
       <w:r>
         <w:t xml:space="preserve"> is the unshaded middle; brackets go with closed dots; and infinity never gets a bracket, since it is not a number you can include. </w:t>
@@ -2260,7 +2434,7 @@
           <w:i/>
           <w:iCs/>
         </w:rPr>
-        <w:t xml:space="preserve">(−∞,−3)∪(5/2,∞)</w:t>
+        <w:t xml:space="preserve">(−∞,−4)∪(5/2,∞)</w:t>
       </w:r>
       <w:r>
         <w:rPr>
@@ -2487,47 +2661,47 @@
           <w:i/>
           <w:iCs/>
         </w:rPr>
+        <w:t xml:space="preserve">(−∞,−1]∪[4,∞)</w:t>
+      </w:r>
+    </w:p>
+    <w:p>
+      <w:pPr>
+        <w:spacing w:after="40" w:before="20"/>
+        <w:ind w:left="360"/>
+      </w:pPr>
+      <w:r>
+        <w:rPr>
+          <w:b/>
+          <w:bCs/>
+        </w:rPr>
+        <w:t xml:space="preserve">C.  </w:t>
+      </w:r>
+      <w:r>
+        <w:rPr>
+          <w:i/>
+          <w:iCs/>
+        </w:rPr>
+        <w:t xml:space="preserve">[−1,4]</w:t>
+      </w:r>
+    </w:p>
+    <w:p>
+      <w:pPr>
+        <w:spacing w:after="40" w:before="20"/>
+        <w:ind w:left="360"/>
+      </w:pPr>
+      <w:r>
+        <w:rPr>
+          <w:b/>
+          <w:bCs/>
+        </w:rPr>
+        <w:t xml:space="preserve">D.  </w:t>
+      </w:r>
+      <w:r>
+        <w:rPr>
+          <w:i/>
+          <w:iCs/>
+        </w:rPr>
         <w:t xml:space="preserve">(−∞,−1)∪(4,∞)</w:t>
-      </w:r>
-    </w:p>
-    <w:p>
-      <w:pPr>
-        <w:spacing w:after="40" w:before="20"/>
-        <w:ind w:left="360"/>
-      </w:pPr>
-      <w:r>
-        <w:rPr>
-          <w:b/>
-          <w:bCs/>
-        </w:rPr>
-        <w:t xml:space="preserve">C.  </w:t>
-      </w:r>
-      <w:r>
-        <w:rPr>
-          <w:i/>
-          <w:iCs/>
-        </w:rPr>
-        <w:t xml:space="preserve">[−1,4]</w:t>
-      </w:r>
-    </w:p>
-    <w:p>
-      <w:pPr>
-        <w:spacing w:after="40" w:before="20"/>
-        <w:ind w:left="360"/>
-      </w:pPr>
-      <w:r>
-        <w:rPr>
-          <w:b/>
-          <w:bCs/>
-        </w:rPr>
-        <w:t xml:space="preserve">D.  </w:t>
-      </w:r>
-      <w:r>
-        <w:rPr>
-          <w:i/>
-          <w:iCs/>
-        </w:rPr>
-        <w:t xml:space="preserve">(−∞,−1]∪[4,∞)</w:t>
       </w:r>
     </w:p>
     <w:p>
@@ -2623,7 +2797,7 @@
           <w:sz w:val="40"/>
           <w:szCs w:val="40"/>
         </w:rPr>
-        <w:t xml:space="preserve">+5x≤ 2</w:t>
+        <w:t xml:space="preserve">+5x&gt;2</w:t>
       </w:r>
     </w:p>
     <w:p>
@@ -2680,7 +2854,7 @@
           <w:i/>
           <w:iCs/>
         </w:rPr>
-        <w:t xml:space="preserve">[−2,1/3]</w:t>
+        <w:t xml:space="preserve">(−∞,−2]∪[1/3,∞)</w:t>
       </w:r>
     </w:p>
     <w:p>
@@ -2700,7 +2874,7 @@
           <w:i/>
           <w:iCs/>
         </w:rPr>
-        <w:t xml:space="preserve">(−∞,−2]∪[1/3,∞)</w:t>
+        <w:t xml:space="preserve">(−∞,−2)∪(1/3,∞)</w:t>
       </w:r>
     </w:p>
     <w:p>
@@ -2720,7 +2894,7 @@
           <w:i/>
           <w:iCs/>
         </w:rPr>
-        <w:t xml:space="preserve">[−1/3,2]</w:t>
+        <w:t xml:space="preserve">(−∞,−1/3)∪(2,∞)</w:t>
       </w:r>
     </w:p>
     <w:p>
@@ -2759,7 +2933,7 @@
           <w:i/>
           <w:iCs/>
         </w:rPr>
-        <w:t xml:space="preserve">+5x−2≤ 0</w:t>
+        <w:t xml:space="preserve">+5x−2&gt;0</w:t>
       </w:r>
       <w:r>
         <w:t xml:space="preserve">, which factors as </w:t>
@@ -2769,7 +2943,7 @@
           <w:i/>
           <w:iCs/>
         </w:rPr>
-        <w:t xml:space="preserve">(3x−1)(x+2)≤ 0</w:t>
+        <w:t xml:space="preserve">(3x−1)(x+2)&gt;0</w:t>
       </w:r>
       <w:r>
         <w:t xml:space="preserve">. Boundary points </w:t>
@@ -2789,29 +2963,49 @@
           <w:i/>
           <w:iCs/>
         </w:rPr>
-        <w:t xml:space="preserve">−2≤ 0</w:t>
-      </w:r>
-      <w:r>
-        <w:t xml:space="preserve">, true, so the middle works, endpoints included. Parentheses drop the "or equal"; the outside pieces are where the expression is positive; and </w:t>
-      </w:r>
-      <w:r>
-        <w:rPr>
-          <w:i/>
-          <w:iCs/>
-        </w:rPr>
-        <w:t xml:space="preserve">[−1/3,2]</w:t>
-      </w:r>
-      <w:r>
-        <w:t xml:space="preserve"> flips both boundary points' signs. </w:t>
-      </w:r>
-      <w:r>
-        <w:rPr>
-          <w:b/>
-          <w:bCs/>
-          <w:i/>
-          <w:iCs/>
-        </w:rPr>
-        <w:t xml:space="preserve">[−2,1/3]</w:t>
+        <w:t xml:space="preserve">−2&gt;0</w:t>
+      </w:r>
+      <w:r>
+        <w:t xml:space="preserve"> is false, so the middle fails and the outside pieces work, with open ends. </w:t>
+      </w:r>
+      <w:r>
+        <w:rPr>
+          <w:i/>
+          <w:iCs/>
+        </w:rPr>
+        <w:t xml:space="preserve">(−2,1/3)</w:t>
+      </w:r>
+      <w:r>
+        <w:t xml:space="preserve"> is the middle, where the expression is negative; brackets include the endpoints that </w:t>
+      </w:r>
+      <w:r>
+        <w:rPr>
+          <w:i/>
+          <w:iCs/>
+        </w:rPr>
+        <w:t xml:space="preserve">&gt;</w:t>
+      </w:r>
+      <w:r>
+        <w:t xml:space="preserve"> leaves out; and </w:t>
+      </w:r>
+      <w:r>
+        <w:rPr>
+          <w:i/>
+          <w:iCs/>
+        </w:rPr>
+        <w:t xml:space="preserve">−1/3</w:t>
+      </w:r>
+      <w:r>
+        <w:t xml:space="preserve"> and 2 flip both boundary points' signs. </w:t>
+      </w:r>
+      <w:r>
+        <w:rPr>
+          <w:b/>
+          <w:bCs/>
+          <w:i/>
+          <w:iCs/>
+        </w:rPr>
+        <w:t xml:space="preserve">(−∞,−2)∪(1/3,∞)</w:t>
       </w:r>
       <w:r>
         <w:rPr>
@@ -3385,7 +3579,7 @@
           <w:sz w:val="40"/>
           <w:szCs w:val="40"/>
         </w:rPr>
-        <w:t xml:space="preserve">+x−3lt;0</w:t>
+        <w:t xml:space="preserve">+x−3&lt;0</w:t>
       </w:r>
     </w:p>
     <w:p>
@@ -3400,7 +3594,7 @@
           <w:sz w:val="40"/>
           <w:szCs w:val="40"/>
         </w:rPr>
-        <w:t xml:space="preserve">(2x+3)(x−1)lt;0</w:t>
+        <w:t xml:space="preserve">(2x+3)(x−1)&lt;0</w:t>
       </w:r>
     </w:p>
     <w:p>
@@ -3585,7 +3779,7 @@
           <w:sz w:val="40"/>
           <w:szCs w:val="40"/>
         </w:rPr>
-        <w:t xml:space="preserve">−5x+4&amp;gt;0</w:t>
+        <w:t xml:space="preserve">−5x+4&gt;0</w:t>
       </w:r>
     </w:p>
     <w:p>
@@ -3743,7 +3937,7 @@
           <w:sz w:val="40"/>
           <w:szCs w:val="40"/>
         </w:rPr>
-        <w:t xml:space="preserve">(x−3)(x+2)lt;0</w:t>
+        <w:t xml:space="preserve">(x−3)(x+2)&lt;0</w:t>
       </w:r>
     </w:p>
     <w:p>
@@ -3758,7 +3952,7 @@
           <w:sz w:val="40"/>
           <w:szCs w:val="40"/>
         </w:rPr>
-        <w:t xml:space="preserve">x−3lt;0  and  x+2lt;0</w:t>
+        <w:t xml:space="preserve">x−3&lt;0  and  x+2&lt;0</w:t>
       </w:r>
     </w:p>
     <w:p>
@@ -3773,7 +3967,7 @@
           <w:sz w:val="40"/>
           <w:szCs w:val="40"/>
         </w:rPr>
-        <w:t xml:space="preserve">xlt;3  and  xlt;−2</w:t>
+        <w:t xml:space="preserve">x&lt;3  and  x&lt;−2</w:t>
       </w:r>
     </w:p>
     <w:p>
@@ -3812,207 +4006,10 @@
           <w:i/>
           <w:iCs/>
         </w:rPr>
-        <w:t xml:space="preserve">−x−</w:t>
-      </w:r>
-      <w:r>
-        <w:t xml:space="preserve">olving </w:t>
-      </w:r>
-      <w:r>
-        <w:rPr>
-          <w:i/>
-          <w:iCs/>
-        </w:rPr>
-        <w:t xml:space="preserve">x</w:t>
-      </w:r>
-      <w:r>
-        <w:rPr>
-          <w:i/>
-          <w:iCs/>
-          <w:vertAlign w:val="superscript"/>
-        </w:rPr>
-        <w:t xml:space="preserve">2</w:t>
-      </w:r>
-      <w:r>
-        <w:rPr>
-          <w:i/>
-          <w:iCs/>
-        </w:rPr>
-        <w:t xml:space="preserve">−x−</w:t>
-      </w:r>
-      <w:r>
-        <w:t xml:space="preserve">lving </w:t>
-      </w:r>
-      <w:r>
-        <w:rPr>
-          <w:i/>
-          <w:iCs/>
-        </w:rPr>
-        <w:t xml:space="preserve">x</w:t>
-      </w:r>
-      <w:r>
-        <w:rPr>
-          <w:i/>
-          <w:iCs/>
-          <w:vertAlign w:val="superscript"/>
-        </w:rPr>
-        <w:t xml:space="preserve">2</w:t>
-      </w:r>
-      <w:r>
-        <w:rPr>
-          <w:i/>
-          <w:iCs/>
-        </w:rPr>
-        <w:t xml:space="preserve">−x−</w:t>
-      </w:r>
-      <w:r>
-        <w:t xml:space="preserve">ving </w:t>
-      </w:r>
-      <w:r>
-        <w:rPr>
-          <w:i/>
-          <w:iCs/>
-        </w:rPr>
-        <w:t xml:space="preserve">x</w:t>
-      </w:r>
-      <w:r>
-        <w:rPr>
-          <w:i/>
-          <w:iCs/>
-          <w:vertAlign w:val="superscript"/>
-        </w:rPr>
-        <w:t xml:space="preserve">2</w:t>
-      </w:r>
-      <w:r>
-        <w:rPr>
-          <w:i/>
-          <w:iCs/>
-        </w:rPr>
-        <w:t xml:space="preserve">−x−</w:t>
-      </w:r>
-      <w:r>
-        <w:t xml:space="preserve">ing </w:t>
-      </w:r>
-      <w:r>
-        <w:rPr>
-          <w:i/>
-          <w:iCs/>
-        </w:rPr>
-        <w:t xml:space="preserve">x</w:t>
-      </w:r>
-      <w:r>
-        <w:rPr>
-          <w:i/>
-          <w:iCs/>
-          <w:vertAlign w:val="superscript"/>
-        </w:rPr>
-        <w:t xml:space="preserve">2</w:t>
-      </w:r>
-      <w:r>
-        <w:rPr>
-          <w:i/>
-          <w:iCs/>
-        </w:rPr>
-        <w:t xml:space="preserve">−x−</w:t>
-      </w:r>
-      <w:r>
-        <w:t xml:space="preserve">ng </w:t>
-      </w:r>
-      <w:r>
-        <w:rPr>
-          <w:i/>
-          <w:iCs/>
-        </w:rPr>
-        <w:t xml:space="preserve">x</w:t>
-      </w:r>
-      <w:r>
-        <w:rPr>
-          <w:i/>
-          <w:iCs/>
-          <w:vertAlign w:val="superscript"/>
-        </w:rPr>
-        <w:t xml:space="preserve">2</w:t>
-      </w:r>
-      <w:r>
-        <w:rPr>
-          <w:i/>
-          <w:iCs/>
-        </w:rPr>
-        <w:t xml:space="preserve">−x−</w:t>
-      </w:r>
-      <w:r>
-        <w:t xml:space="preserve">g </w:t>
-      </w:r>
-      <w:r>
-        <w:rPr>
-          <w:i/>
-          <w:iCs/>
-        </w:rPr>
-        <w:t xml:space="preserve">x</w:t>
-      </w:r>
-      <w:r>
-        <w:rPr>
-          <w:i/>
-          <w:iCs/>
-          <w:vertAlign w:val="superscript"/>
-        </w:rPr>
-        <w:t xml:space="preserve">2</w:t>
-      </w:r>
-      <w:r>
-        <w:rPr>
-          <w:i/>
-          <w:iCs/>
-        </w:rPr>
-        <w:t xml:space="preserve">−x−</w:t>
-      </w:r>
-      <w:r>
-        <w:t xml:space="preserve"> </w:t>
-      </w:r>
-      <w:r>
-        <w:rPr>
-          <w:i/>
-          <w:iCs/>
-        </w:rPr>
-        <w:t xml:space="preserve">x</w:t>
-      </w:r>
-      <w:r>
-        <w:rPr>
-          <w:i/>
-          <w:iCs/>
-          <w:vertAlign w:val="superscript"/>
-        </w:rPr>
-        <w:t xml:space="preserve">2</w:t>
-      </w:r>
-      <w:r>
-        <w:rPr>
-          <w:i/>
-          <w:iCs/>
-        </w:rPr>
-        <w:t xml:space="preserve">−x−</w:t>
-      </w:r>
-      <w:r>
-        <w:rPr>
-          <w:i/>
-          <w:iCs/>
-        </w:rPr>
-        <w:t xml:space="preserve">x</w:t>
-      </w:r>
-      <w:r>
-        <w:rPr>
-          <w:i/>
-          <w:iCs/>
-          <w:vertAlign w:val="superscript"/>
-        </w:rPr>
-        <w:t xml:space="preserve">2</w:t>
-      </w:r>
-      <w:r>
-        <w:rPr>
-          <w:i/>
-          <w:iCs/>
-        </w:rPr>
-        <w:t xml:space="preserve">−x−</w:t>
-      </w:r>
-      <w:r>
-        <w:t xml:space="preserve">( x^{2}-x-6</w:t>
+        <w:t xml:space="preserve">−x−6&lt;0</w:t>
+      </w:r>
+      <w:r>
+        <w:t xml:space="preserve">, a student did this and answered (−∞, −2). What is the mistake, if any?</w:t>
       </w:r>
     </w:p>
     <w:p>
